--- a/t25_s5.docx
+++ b/t25_s5.docx
@@ -3,2168 +3,998 @@
 <w:document xmlns:wpc="http://schemas.microsoft.com/office/word/2010/wordprocessingCanvas" xmlns:mo="http://schemas.microsoft.com/office/mac/office/2008/main" xmlns:mc="http://schemas.openxmlformats.org/markup-compatibility/2006" xmlns:mv="urn:schemas-microsoft-com:mac:vml" xmlns:o="urn:schemas-microsoft-com:office:office" xmlns:r="http://schemas.openxmlformats.org/officeDocument/2006/relationships" xmlns:m="http://schemas.openxmlformats.org/officeDocument/2006/math" xmlns:v="urn:schemas-microsoft-com:vml" xmlns:wp14="http://schemas.microsoft.com/office/word/2010/wordprocessingDrawing" xmlns:wp="http://schemas.openxmlformats.org/drawingml/2006/wordprocessingDrawing" xmlns:w10="urn:schemas-microsoft-com:office:word" xmlns:w="http://schemas.openxmlformats.org/wordprocessingml/2006/main" xmlns:w14="http://schemas.microsoft.com/office/word/2010/wordml" xmlns:wpg="http://schemas.microsoft.com/office/word/2010/wordprocessingGroup" xmlns:wpi="http://schemas.microsoft.com/office/word/2010/wordprocessingInk" xmlns:wne="http://schemas.microsoft.com/office/word/2006/wordml" xmlns:wps="http://schemas.microsoft.com/office/word/2010/wordprocessingShape" mc:Ignorable="w14 wp14">
   <w:body>
     <w:p>
-      <w:pPr>
-        <w:spacing w:after="20" w:before="120"/>
-      </w:pPr>
       <w:r>
-        <w:rPr>
-          <w:b/>
-          <w:sz w:val="22"/>
-        </w:rPr>
-        <w:t>Question: Which number replaces the question mark?  5 : 25 :: 8 : ?</w:t>
+        <w:t xml:space="preserve">Question: A man sells an article for ₹420 at a gain of 5%. The cost price is:</w:t>
       </w:r>
     </w:p>
     <w:p>
-      <w:pPr>
-        <w:spacing w:after="0" w:before="0"/>
-      </w:pPr>
       <w:r>
-        <w:rPr>
-          <w:b w:val="0"/>
-          <w:sz w:val="22"/>
-        </w:rPr>
-        <w:t>(a) 58</w:t>
+        <w:t xml:space="preserve">(a) ₹380</w:t>
       </w:r>
     </w:p>
     <w:p>
-      <w:pPr>
-        <w:spacing w:after="0" w:before="0"/>
-      </w:pPr>
       <w:r>
-        <w:rPr>
-          <w:b w:val="0"/>
-          <w:sz w:val="22"/>
-        </w:rPr>
-        <w:t>(b) 72</w:t>
+        <w:t xml:space="preserve">(b) ₹400</w:t>
       </w:r>
     </w:p>
     <w:p>
-      <w:pPr>
-        <w:spacing w:after="0" w:before="0"/>
-      </w:pPr>
       <w:r>
-        <w:rPr>
-          <w:b w:val="0"/>
-          <w:sz w:val="22"/>
-        </w:rPr>
-        <w:t>(c) 68</w:t>
+        <w:t xml:space="preserve">(c) ₹410</w:t>
       </w:r>
     </w:p>
     <w:p>
-      <w:pPr>
-        <w:spacing w:after="0" w:before="0"/>
-      </w:pPr>
       <w:r>
-        <w:rPr>
-          <w:b w:val="0"/>
-          <w:sz w:val="22"/>
-        </w:rPr>
-        <w:t>(d) 64</w:t>
+        <w:t xml:space="preserve">(d) ₹440</w:t>
       </w:r>
     </w:p>
     <w:p>
-      <w:pPr>
-        <w:spacing w:after="0" w:before="40"/>
-      </w:pPr>
       <w:r>
-        <w:rPr>
-          <w:b/>
-          <w:sz w:val="22"/>
-        </w:rPr>
-        <w:t>Answer: d</w:t>
+        <w:t xml:space="preserve">Answer: b</w:t>
       </w:r>
     </w:p>
     <w:p>
-      <w:pPr>
-        <w:spacing w:after="0" w:before="0"/>
-      </w:pPr>
       <w:r>
-        <w:rPr>
-          <w:b w:val="0"/>
-          <w:sz w:val="21"/>
-        </w:rPr>
-        <w:t>Solution: The relation is squaring: 5² = 25, so 8² = 64.</w:t>
+        <w:t xml:space="preserve">Solution: Selling price = CP × 1.05 → CP = 420 ÷ 1.05 = ₹400.</w:t>
       </w:r>
     </w:p>
     <w:p>
-      <w:pPr>
-        <w:spacing w:after="0" w:before="0"/>
-      </w:pPr>
       <w:r>
-        <w:rPr>
-          <w:b w:val="0"/>
-          <w:sz w:val="20"/>
-        </w:rPr>
-        <w:t>Positive Marks: 1</w:t>
+        <w:t xml:space="preserve">Positive Marks: 1</w:t>
       </w:r>
     </w:p>
     <w:p>
-      <w:pPr>
-        <w:spacing w:after="160" w:before="0"/>
-      </w:pPr>
       <w:r>
-        <w:rPr>
-          <w:b w:val="0"/>
-          <w:sz w:val="20"/>
-        </w:rPr>
-        <w:t>Negative Marks: 0.25</w:t>
+        <w:t xml:space="preserve">Negative Marks: 0.25</w:t>
       </w:r>
     </w:p>
     <w:p>
-      <w:pPr>
-        <w:spacing w:after="20" w:before="120"/>
-      </w:pPr>
       <w:r>
-        <w:rPr>
-          <w:b/>
-          <w:sz w:val="22"/>
-        </w:rPr>
-        <w:t>Question: What is the immediate first aid management of chemical accident foreign body on the cornea area?</w:t>
+        <w:t xml:space="preserve"/>
       </w:r>
     </w:p>
     <w:p>
-      <w:pPr>
-        <w:spacing w:after="0" w:before="0"/>
-      </w:pPr>
       <w:r>
-        <w:rPr>
-          <w:b w:val="0"/>
-          <w:sz w:val="22"/>
-        </w:rPr>
-        <w:t>(a) Clean the eyes with water/normal saline</w:t>
+        <w:t xml:space="preserve">Question: Which of the following is an example of an operating system?</w:t>
       </w:r>
     </w:p>
     <w:p>
-      <w:pPr>
-        <w:spacing w:after="0" w:before="0"/>
-      </w:pPr>
       <w:r>
-        <w:rPr>
-          <w:b w:val="0"/>
-          <w:sz w:val="22"/>
-        </w:rPr>
-        <w:t>(b) Cover the foreign body</w:t>
+        <w:t xml:space="preserve">(a) Windows 11</w:t>
       </w:r>
     </w:p>
     <w:p>
-      <w:pPr>
-        <w:spacing w:after="0" w:before="0"/>
-      </w:pPr>
       <w:r>
-        <w:rPr>
-          <w:b w:val="0"/>
-          <w:sz w:val="22"/>
-        </w:rPr>
-        <w:t>(c) Remove foreign body</w:t>
+        <w:t xml:space="preserve">(b) MS Word</w:t>
       </w:r>
     </w:p>
     <w:p>
-      <w:pPr>
-        <w:spacing w:after="0" w:before="0"/>
-      </w:pPr>
       <w:r>
-        <w:rPr>
-          <w:b w:val="0"/>
-          <w:sz w:val="22"/>
-        </w:rPr>
-        <w:t>(d) Give pain management</w:t>
+        <w:t xml:space="preserve">(c) Photoshop</w:t>
       </w:r>
     </w:p>
     <w:p>
-      <w:pPr>
-        <w:spacing w:after="0" w:before="40"/>
-      </w:pPr>
       <w:r>
-        <w:rPr>
-          <w:b/>
-          <w:sz w:val="22"/>
-        </w:rPr>
-        <w:t>Answer: a</w:t>
+        <w:t xml:space="preserve">(d) Chrome</w:t>
       </w:r>
     </w:p>
     <w:p>
-      <w:pPr>
-        <w:spacing w:after="0" w:before="0"/>
-      </w:pPr>
       <w:r>
-        <w:rPr>
-          <w:b w:val="0"/>
-          <w:sz w:val="21"/>
-        </w:rPr>
-        <w:t>Solution: In chemical injury of the eye, the immediate management is copious irrigation with water or normal saline to dilute and wash out the chemical.</w:t>
+        <w:t xml:space="preserve">Answer: a</w:t>
       </w:r>
     </w:p>
     <w:p>
-      <w:pPr>
-        <w:spacing w:after="0" w:before="0"/>
-      </w:pPr>
       <w:r>
-        <w:rPr>
-          <w:b w:val="0"/>
-          <w:sz w:val="20"/>
-        </w:rPr>
-        <w:t>Positive Marks: 1</w:t>
+        <w:t xml:space="preserve">Solution: Windows 11 is an operating system. MS Word, Photoshop, and Chrome are applications.</w:t>
       </w:r>
     </w:p>
     <w:p>
-      <w:pPr>
-        <w:spacing w:after="160" w:before="0"/>
-      </w:pPr>
       <w:r>
-        <w:rPr>
-          <w:b w:val="0"/>
-          <w:sz w:val="20"/>
-        </w:rPr>
-        <w:t>Negative Marks: 0.25</w:t>
+        <w:t xml:space="preserve">Positive Marks: 1</w:t>
       </w:r>
     </w:p>
     <w:p>
-      <w:pPr>
-        <w:spacing w:after="20" w:before="120"/>
-      </w:pPr>
       <w:r>
-        <w:rPr>
-          <w:b/>
-          <w:sz w:val="22"/>
-        </w:rPr>
-        <w:t>Question: Find the odd one out: Mango, Banana, Potato, Apple</w:t>
+        <w:t xml:space="preserve">Negative Marks: 0.25</w:t>
       </w:r>
     </w:p>
     <w:p>
-      <w:pPr>
-        <w:spacing w:after="0" w:before="0"/>
-      </w:pPr>
       <w:r>
-        <w:rPr>
-          <w:b w:val="0"/>
-          <w:sz w:val="22"/>
-        </w:rPr>
-        <w:t>(a) Potato</w:t>
+        <w:t xml:space="preserve"/>
       </w:r>
     </w:p>
     <w:p>
-      <w:pPr>
-        <w:spacing w:after="0" w:before="0"/>
-      </w:pPr>
       <w:r>
-        <w:rPr>
-          <w:b w:val="0"/>
-          <w:sz w:val="22"/>
-        </w:rPr>
-        <w:t>(b) Mango</w:t>
+        <w:t xml:space="preserve">Question: The "Salt March" (Dandi March) was undertaken to protest against:</w:t>
       </w:r>
     </w:p>
     <w:p>
-      <w:pPr>
-        <w:spacing w:after="0" w:before="0"/>
-      </w:pPr>
       <w:r>
-        <w:rPr>
-          <w:b w:val="0"/>
-          <w:sz w:val="22"/>
-        </w:rPr>
-        <w:t>(c) Banana</w:t>
+        <w:t xml:space="preserve">(a) The salt tax</w:t>
       </w:r>
     </w:p>
     <w:p>
-      <w:pPr>
-        <w:spacing w:after="0" w:before="0"/>
-      </w:pPr>
       <w:r>
-        <w:rPr>
-          <w:b w:val="0"/>
-          <w:sz w:val="22"/>
-        </w:rPr>
-        <w:t>(d) Apple</w:t>
+        <w:t xml:space="preserve">(b) Land revenue</w:t>
       </w:r>
     </w:p>
     <w:p>
-      <w:pPr>
-        <w:spacing w:after="0" w:before="40"/>
-      </w:pPr>
       <w:r>
-        <w:rPr>
-          <w:b/>
-          <w:sz w:val="22"/>
-        </w:rPr>
-        <w:t>Answer: a</w:t>
+        <w:t xml:space="preserve">(c) Education fees</w:t>
       </w:r>
     </w:p>
     <w:p>
-      <w:pPr>
-        <w:spacing w:after="0" w:before="0"/>
-      </w:pPr>
       <w:r>
-        <w:rPr>
-          <w:b w:val="0"/>
-          <w:sz w:val="21"/>
-        </w:rPr>
-        <w:t>Solution: Potato is a vegetable; the others are fruits.</w:t>
+        <w:t xml:space="preserve">(d) Railway fares</w:t>
       </w:r>
     </w:p>
     <w:p>
-      <w:pPr>
-        <w:spacing w:after="0" w:before="0"/>
-      </w:pPr>
       <w:r>
-        <w:rPr>
-          <w:b w:val="0"/>
-          <w:sz w:val="20"/>
-        </w:rPr>
-        <w:t>Positive Marks: 1</w:t>
+        <w:t xml:space="preserve">Answer: a</w:t>
       </w:r>
     </w:p>
     <w:p>
-      <w:pPr>
-        <w:spacing w:after="160" w:before="0"/>
-      </w:pPr>
       <w:r>
-        <w:rPr>
-          <w:b w:val="0"/>
-          <w:sz w:val="20"/>
-        </w:rPr>
-        <w:t>Negative Marks: 0.25</w:t>
+        <w:t xml:space="preserve">Solution: The Dandi March (1930) protested the British salt tax — Gandhi and followers marched to Dandi to make salt illegally, launching the Civil Disobedience Movement.</w:t>
       </w:r>
     </w:p>
     <w:p>
-      <w:pPr>
-        <w:spacing w:after="20" w:before="120"/>
-      </w:pPr>
       <w:r>
-        <w:rPr>
-          <w:b/>
-          <w:sz w:val="22"/>
-        </w:rPr>
-        <w:t>Question: Who held the position of Chief Justice of India in 2022?</w:t>
+        <w:t xml:space="preserve">Positive Marks: 1</w:t>
       </w:r>
     </w:p>
     <w:p>
-      <w:pPr>
-        <w:spacing w:after="0" w:before="0"/>
-      </w:pPr>
       <w:r>
-        <w:rPr>
-          <w:b w:val="0"/>
-          <w:sz w:val="22"/>
-        </w:rPr>
-        <w:t>(a) Justice Arun Kumar mishra</w:t>
+        <w:t xml:space="preserve">Negative Marks: 0.25</w:t>
       </w:r>
     </w:p>
     <w:p>
-      <w:pPr>
-        <w:spacing w:after="0" w:before="0"/>
-      </w:pPr>
       <w:r>
-        <w:rPr>
-          <w:b w:val="0"/>
-          <w:sz w:val="22"/>
-        </w:rPr>
-        <w:t>(b) Justice Udit Uttam Lalit</w:t>
+        <w:t xml:space="preserve"/>
       </w:r>
     </w:p>
     <w:p>
-      <w:pPr>
-        <w:spacing w:after="0" w:before="0"/>
-      </w:pPr>
       <w:r>
-        <w:rPr>
-          <w:b w:val="0"/>
-          <w:sz w:val="22"/>
-        </w:rPr>
-        <w:t>(c) Justice sharad Arvind Bobde</w:t>
+        <w:t xml:space="preserve">Question: If 6 pipes fill a tank in 8 hours, in how many hours will 12 pipes fill it?</w:t>
       </w:r>
     </w:p>
     <w:p>
-      <w:pPr>
-        <w:spacing w:after="0" w:before="0"/>
-      </w:pPr>
       <w:r>
-        <w:rPr>
-          <w:b w:val="0"/>
-          <w:sz w:val="22"/>
-        </w:rPr>
-        <w:t>(d) Justice NV Ramna</w:t>
+        <w:t xml:space="preserve">(a) 3 hours</w:t>
       </w:r>
     </w:p>
     <w:p>
-      <w:pPr>
-        <w:spacing w:after="0" w:before="40"/>
-      </w:pPr>
       <w:r>
-        <w:rPr>
-          <w:b/>
-          <w:sz w:val="22"/>
-        </w:rPr>
-        <w:t>Answer: b</w:t>
+        <w:t xml:space="preserve">(b) 4 hours</w:t>
       </w:r>
     </w:p>
     <w:p>
-      <w:pPr>
-        <w:spacing w:after="0" w:before="0"/>
-      </w:pPr>
       <w:r>
-        <w:rPr>
-          <w:b w:val="0"/>
-          <w:sz w:val="21"/>
-        </w:rPr>
-        <w:t>Solution: The correct answer is option C: Justice Udit Uttam Lalit. Justice Udit Uttam Lalit served as the Chief Justice of India in 2022. He assumed office on 9th Importan position important position of India November 2021 and continued to hold the position throughout the year 2022. As the Chief Justice of India, Justice Udit Uttam Lalit was responsible for overseeing the functioning of the Supreme Court of India, the highest judicial authority in the country.</w:t>
+        <w:t xml:space="preserve">(c) 5 hours</w:t>
       </w:r>
     </w:p>
     <w:p>
-      <w:pPr>
-        <w:spacing w:after="0" w:before="0"/>
-      </w:pPr>
       <w:r>
-        <w:rPr>
-          <w:b w:val="0"/>
-          <w:sz w:val="20"/>
-        </w:rPr>
-        <w:t>Positive Marks: 1</w:t>
+        <w:t xml:space="preserve">(d) 6 hours</w:t>
       </w:r>
     </w:p>
     <w:p>
-      <w:pPr>
-        <w:spacing w:after="160" w:before="0"/>
-      </w:pPr>
       <w:r>
-        <w:rPr>
-          <w:b w:val="0"/>
-          <w:sz w:val="20"/>
-        </w:rPr>
-        <w:t>Negative Marks: 0.25</w:t>
+        <w:t xml:space="preserve">Answer: b</w:t>
       </w:r>
     </w:p>
     <w:p>
-      <w:pPr>
-        <w:spacing w:after="20" w:before="120"/>
-      </w:pPr>
       <w:r>
-        <w:rPr>
-          <w:b/>
-          <w:sz w:val="22"/>
-        </w:rPr>
-        <w:t>Question: Water : Thirst :: Food : ?</w:t>
+        <w:t xml:space="preserve">Solution: 6 × 8 = 12 × Hours → Hours = 48 ÷ 12 = 4 hours.</w:t>
       </w:r>
     </w:p>
     <w:p>
-      <w:pPr>
-        <w:spacing w:after="0" w:before="0"/>
-      </w:pPr>
       <w:r>
-        <w:rPr>
-          <w:b w:val="0"/>
-          <w:sz w:val="22"/>
-        </w:rPr>
-        <w:t>(a) Hunger</w:t>
+        <w:t xml:space="preserve">Positive Marks: 1</w:t>
       </w:r>
     </w:p>
     <w:p>
-      <w:pPr>
-        <w:spacing w:after="0" w:before="0"/>
-      </w:pPr>
       <w:r>
-        <w:rPr>
-          <w:b w:val="0"/>
-          <w:sz w:val="22"/>
-        </w:rPr>
-        <w:t>(b) Sleep</w:t>
+        <w:t xml:space="preserve">Negative Marks: 0.25</w:t>
       </w:r>
     </w:p>
     <w:p>
-      <w:pPr>
-        <w:spacing w:after="0" w:before="0"/>
-      </w:pPr>
       <w:r>
-        <w:rPr>
-          <w:b w:val="0"/>
-          <w:sz w:val="22"/>
-        </w:rPr>
-        <w:t>(c) Thirst</w:t>
+        <w:t xml:space="preserve"/>
       </w:r>
     </w:p>
     <w:p>
-      <w:pPr>
-        <w:spacing w:after="0" w:before="0"/>
-      </w:pPr>
       <w:r>
-        <w:rPr>
-          <w:b w:val="0"/>
-          <w:sz w:val="22"/>
-        </w:rPr>
-        <w:t>(d) Tiredness</w:t>
+        <w:t xml:space="preserve">Question: The "hardware" of a computer refers to:</w:t>
       </w:r>
     </w:p>
     <w:p>
-      <w:pPr>
-        <w:spacing w:after="0" w:before="40"/>
-      </w:pPr>
       <w:r>
-        <w:rPr>
-          <w:b/>
-          <w:sz w:val="22"/>
-        </w:rPr>
-        <w:t>Answer: a</w:t>
+        <w:t xml:space="preserve">(a) Physical components (CPU, monitor, keyboard)</w:t>
       </w:r>
     </w:p>
     <w:p>
-      <w:pPr>
-        <w:spacing w:after="0" w:before="0"/>
-      </w:pPr>
       <w:r>
-        <w:rPr>
-          <w:b w:val="0"/>
-          <w:sz w:val="21"/>
-        </w:rPr>
-        <w:t>Solution: Water relieves thirst; food relieves hunger.</w:t>
+        <w:t xml:space="preserve">(b) Software programs</w:t>
       </w:r>
     </w:p>
     <w:p>
-      <w:pPr>
-        <w:spacing w:after="0" w:before="0"/>
-      </w:pPr>
       <w:r>
-        <w:rPr>
-          <w:b w:val="0"/>
-          <w:sz w:val="20"/>
-        </w:rPr>
-        <w:t>Positive Marks: 1</w:t>
+        <w:t xml:space="preserve">(c) Data files</w:t>
       </w:r>
     </w:p>
     <w:p>
-      <w:pPr>
-        <w:spacing w:after="160" w:before="0"/>
-      </w:pPr>
       <w:r>
-        <w:rPr>
-          <w:b w:val="0"/>
-          <w:sz w:val="20"/>
-        </w:rPr>
-        <w:t>Negative Marks: 0.25</w:t>
+        <w:t xml:space="preserve">(d) Web pages</w:t>
       </w:r>
     </w:p>
     <w:p>
-      <w:pPr>
-        <w:spacing w:after="20" w:before="120"/>
-      </w:pPr>
       <w:r>
-        <w:rPr>
-          <w:b/>
-          <w:sz w:val="22"/>
-        </w:rPr>
-        <w:t>Question: Who is known as the 'Father of the Indian Constitution'?</w:t>
+        <w:t xml:space="preserve">Answer: a</w:t>
       </w:r>
     </w:p>
     <w:p>
-      <w:pPr>
-        <w:spacing w:after="0" w:before="0"/>
-      </w:pPr>
       <w:r>
-        <w:rPr>
-          <w:b w:val="0"/>
-          <w:sz w:val="22"/>
-        </w:rPr>
-        <w:t>(a) Sardar Patel</w:t>
+        <w:t xml:space="preserve">Solution: Hardware — the physical, tangible parts of the computer (CPU, RAM, monitor, keyboard). Software is the programs and data.</w:t>
       </w:r>
     </w:p>
     <w:p>
-      <w:pPr>
-        <w:spacing w:after="0" w:before="0"/>
-      </w:pPr>
       <w:r>
-        <w:rPr>
-          <w:b w:val="0"/>
-          <w:sz w:val="22"/>
-        </w:rPr>
-        <w:t>(b) B.R. Ambedkar</w:t>
+        <w:t xml:space="preserve">Positive Marks: 1</w:t>
       </w:r>
     </w:p>
     <w:p>
-      <w:pPr>
-        <w:spacing w:after="0" w:before="0"/>
-      </w:pPr>
       <w:r>
-        <w:rPr>
-          <w:b w:val="0"/>
-          <w:sz w:val="22"/>
-        </w:rPr>
-        <w:t>(c) Rajendra Prasad</w:t>
+        <w:t xml:space="preserve">Negative Marks: 0.25</w:t>
       </w:r>
     </w:p>
     <w:p>
-      <w:pPr>
-        <w:spacing w:after="0" w:before="0"/>
-      </w:pPr>
       <w:r>
-        <w:rPr>
-          <w:b w:val="0"/>
-          <w:sz w:val="22"/>
-        </w:rPr>
-        <w:t>(d) Jawaharlal Nehru</w:t>
+        <w:t xml:space="preserve"/>
       </w:r>
     </w:p>
     <w:p>
-      <w:pPr>
-        <w:spacing w:after="0" w:before="40"/>
-      </w:pPr>
       <w:r>
-        <w:rPr>
-          <w:b/>
-          <w:sz w:val="22"/>
-        </w:rPr>
-        <w:t>Answer: b</w:t>
+        <w:t xml:space="preserve">Question: The "Meenakshi Temple" is located in which city?</w:t>
       </w:r>
     </w:p>
     <w:p>
-      <w:pPr>
-        <w:spacing w:after="0" w:before="0"/>
-      </w:pPr>
       <w:r>
-        <w:rPr>
-          <w:b w:val="0"/>
-          <w:sz w:val="21"/>
-        </w:rPr>
-        <w:t>Solution: Dr. B.R. Ambedkar was the Chairman of the Drafting Committee of the Constituent Assembly and is called the Father of the Indian Constitution.</w:t>
+        <w:t xml:space="preserve">(a) Madurai</w:t>
       </w:r>
     </w:p>
     <w:p>
-      <w:pPr>
-        <w:spacing w:after="0" w:before="0"/>
-      </w:pPr>
       <w:r>
-        <w:rPr>
-          <w:b w:val="0"/>
-          <w:sz w:val="20"/>
-        </w:rPr>
-        <w:t>Positive Marks: 1</w:t>
+        <w:t xml:space="preserve">(b) Thanjavur</w:t>
       </w:r>
     </w:p>
     <w:p>
-      <w:pPr>
-        <w:spacing w:after="160" w:before="0"/>
-      </w:pPr>
       <w:r>
-        <w:rPr>
-          <w:b w:val="0"/>
-          <w:sz w:val="20"/>
-        </w:rPr>
-        <w:t>Negative Marks: 0.25</w:t>
+        <w:t xml:space="preserve">(c) Chennai</w:t>
       </w:r>
     </w:p>
     <w:p>
-      <w:pPr>
-        <w:spacing w:after="20" w:before="120"/>
-      </w:pPr>
       <w:r>
-        <w:rPr>
-          <w:b/>
-          <w:sz w:val="22"/>
-        </w:rPr>
-        <w:t>Question: A person walks 10 m east, then 10 m north, then 10 m west. How far is he from the starting point?</w:t>
+        <w:t xml:space="preserve">(d) Rameswaram</w:t>
       </w:r>
     </w:p>
     <w:p>
-      <w:pPr>
-        <w:spacing w:after="0" w:before="0"/>
-      </w:pPr>
       <w:r>
-        <w:rPr>
-          <w:b w:val="0"/>
-          <w:sz w:val="22"/>
-        </w:rPr>
-        <w:t>(a) 0 m</w:t>
+        <w:t xml:space="preserve">Answer: a</w:t>
       </w:r>
     </w:p>
     <w:p>
-      <w:pPr>
-        <w:spacing w:after="0" w:before="0"/>
-      </w:pPr>
       <w:r>
-        <w:rPr>
-          <w:b w:val="0"/>
-          <w:sz w:val="22"/>
-        </w:rPr>
-        <w:t>(b) 10 m north</w:t>
+        <w:t xml:space="preserve">Solution: The Meenakshi Amman Temple — a major Dravidian temple — is in Madurai, Tamil Nadu, with its iconic gopurams.</w:t>
       </w:r>
     </w:p>
     <w:p>
-      <w:pPr>
-        <w:spacing w:after="0" w:before="0"/>
-      </w:pPr>
       <w:r>
-        <w:rPr>
-          <w:b w:val="0"/>
-          <w:sz w:val="22"/>
-        </w:rPr>
-        <w:t>(c) 20 m</w:t>
+        <w:t xml:space="preserve">Positive Marks: 1</w:t>
       </w:r>
     </w:p>
     <w:p>
-      <w:pPr>
-        <w:spacing w:after="0" w:before="0"/>
-      </w:pPr>
       <w:r>
-        <w:rPr>
-          <w:b w:val="0"/>
-          <w:sz w:val="22"/>
-        </w:rPr>
-        <w:t>(d) 10 m east</w:t>
+        <w:t xml:space="preserve">Negative Marks: 0.25</w:t>
       </w:r>
     </w:p>
     <w:p>
-      <w:pPr>
-        <w:spacing w:after="0" w:before="40"/>
-      </w:pPr>
       <w:r>
-        <w:rPr>
-          <w:b/>
-          <w:sz w:val="22"/>
-        </w:rPr>
-        <w:t>Answer: b</w:t>
+        <w:t xml:space="preserve"/>
       </w:r>
     </w:p>
     <w:p>
-      <w:pPr>
-        <w:spacing w:after="0" w:before="0"/>
-      </w:pPr>
       <w:r>
-        <w:rPr>
-          <w:b w:val="0"/>
-          <w:sz w:val="21"/>
-        </w:rPr>
-        <w:t>Solution: East 10 m cancels west 10 m, leaving 10 m north of the start.</w:t>
+        <w:t xml:space="preserve">Question: The value of 11² − 9² is:</w:t>
       </w:r>
     </w:p>
     <w:p>
-      <w:pPr>
-        <w:spacing w:after="0" w:before="0"/>
-      </w:pPr>
       <w:r>
-        <w:rPr>
-          <w:b w:val="0"/>
-          <w:sz w:val="20"/>
-        </w:rPr>
-        <w:t>Positive Marks: 1</w:t>
+        <w:t xml:space="preserve">(a) 36</w:t>
       </w:r>
     </w:p>
     <w:p>
-      <w:pPr>
-        <w:spacing w:after="160" w:before="0"/>
-      </w:pPr>
       <w:r>
-        <w:rPr>
-          <w:b w:val="0"/>
-          <w:sz w:val="20"/>
-        </w:rPr>
-        <w:t>Negative Marks: 0.25</w:t>
+        <w:t xml:space="preserve">(b) 40</w:t>
       </w:r>
     </w:p>
     <w:p>
-      <w:pPr>
-        <w:spacing w:after="20" w:before="120"/>
-      </w:pPr>
       <w:r>
-        <w:rPr>
-          <w:b/>
-          <w:sz w:val="22"/>
-        </w:rPr>
-        <w:t>Question: The headquarters of RBI is in ________.</w:t>
+        <w:t xml:space="preserve">(c) 44</w:t>
       </w:r>
     </w:p>
     <w:p>
-      <w:pPr>
-        <w:spacing w:after="0" w:before="0"/>
-      </w:pPr>
       <w:r>
-        <w:rPr>
-          <w:b w:val="0"/>
-          <w:sz w:val="22"/>
-        </w:rPr>
-        <w:t>(a) Mumbai</w:t>
+        <w:t xml:space="preserve">(d) 48</w:t>
       </w:r>
     </w:p>
     <w:p>
-      <w:pPr>
-        <w:spacing w:after="0" w:before="0"/>
-      </w:pPr>
       <w:r>
-        <w:rPr>
-          <w:b w:val="0"/>
-          <w:sz w:val="22"/>
-        </w:rPr>
-        <w:t>(b) Delhi</w:t>
+        <w:t xml:space="preserve">Answer: b</w:t>
       </w:r>
     </w:p>
     <w:p>
-      <w:pPr>
-        <w:spacing w:after="0" w:before="0"/>
-      </w:pPr>
       <w:r>
-        <w:rPr>
-          <w:b w:val="0"/>
-          <w:sz w:val="22"/>
-        </w:rPr>
-        <w:t>(c) Nasik</w:t>
+        <w:t xml:space="preserve">Solution: 121 − 81 = 40.</w:t>
       </w:r>
     </w:p>
     <w:p>
-      <w:pPr>
-        <w:spacing w:after="0" w:before="0"/>
-      </w:pPr>
       <w:r>
-        <w:rPr>
-          <w:b w:val="0"/>
-          <w:sz w:val="22"/>
-        </w:rPr>
-        <w:t>(d) Kanpur</w:t>
+        <w:t xml:space="preserve">Positive Marks: 1</w:t>
       </w:r>
     </w:p>
     <w:p>
-      <w:pPr>
-        <w:spacing w:after="0" w:before="40"/>
-      </w:pPr>
       <w:r>
-        <w:rPr>
-          <w:b/>
-          <w:sz w:val="22"/>
-        </w:rPr>
-        <w:t>Answer: a</w:t>
+        <w:t xml:space="preserve">Negative Marks: 0.25</w:t>
       </w:r>
     </w:p>
     <w:p>
-      <w:pPr>
-        <w:spacing w:after="0" w:before="0"/>
-      </w:pPr>
       <w:r>
-        <w:rPr>
-          <w:b w:val="0"/>
-          <w:sz w:val="21"/>
-        </w:rPr>
-        <w:t>Solution: The headquarters of the Reserve Bank of India is in Mumbai.</w:t>
+        <w:t xml:space="preserve"/>
       </w:r>
     </w:p>
     <w:p>
-      <w:pPr>
-        <w:spacing w:after="0" w:before="0"/>
-      </w:pPr>
       <w:r>
-        <w:rPr>
-          <w:b w:val="0"/>
-          <w:sz w:val="20"/>
-        </w:rPr>
-        <w:t>Positive Marks: 1</w:t>
+        <w:t xml:space="preserve">Question: In MS Excel, which function is used to count numbers in a range?</w:t>
       </w:r>
     </w:p>
     <w:p>
-      <w:pPr>
-        <w:spacing w:after="160" w:before="0"/>
-      </w:pPr>
       <w:r>
-        <w:rPr>
-          <w:b w:val="0"/>
-          <w:sz w:val="20"/>
-        </w:rPr>
-        <w:t>Negative Marks: 0.25</w:t>
+        <w:t xml:space="preserve">(a) =COUNT(A1:A10)</w:t>
       </w:r>
     </w:p>
     <w:p>
-      <w:pPr>
-        <w:spacing w:after="20" w:before="120"/>
-      </w:pPr>
       <w:r>
-        <w:rPr>
-          <w:b/>
-          <w:sz w:val="22"/>
-        </w:rPr>
-        <w:t>Question: When was single-use plastic banned in India?</w:t>
+        <w:t xml:space="preserve">(b) =SUM(A1:A10)</w:t>
       </w:r>
     </w:p>
     <w:p>
-      <w:pPr>
-        <w:spacing w:after="0" w:before="0"/>
-      </w:pPr>
       <w:r>
-        <w:rPr>
-          <w:b w:val="0"/>
-          <w:sz w:val="22"/>
-        </w:rPr>
-        <w:t>(a) 31 Aug 2022,</w:t>
+        <w:t xml:space="preserve">(c) =AVERAGE(A1:A10)</w:t>
       </w:r>
     </w:p>
     <w:p>
-      <w:pPr>
-        <w:spacing w:after="0" w:before="0"/>
-      </w:pPr>
       <w:r>
-        <w:rPr>
-          <w:b w:val="0"/>
-          <w:sz w:val="22"/>
-        </w:rPr>
-        <w:t>(b) 1 July 2022,</w:t>
+        <w:t xml:space="preserve">(d) =MAX(A1:A10)</w:t>
       </w:r>
     </w:p>
     <w:p>
-      <w:pPr>
-        <w:spacing w:after="0" w:before="0"/>
-      </w:pPr>
       <w:r>
-        <w:rPr>
-          <w:b w:val="0"/>
-          <w:sz w:val="22"/>
-        </w:rPr>
-        <w:t>(c) 31 July 2022,</w:t>
+        <w:t xml:space="preserve">Answer: a</w:t>
       </w:r>
     </w:p>
     <w:p>
-      <w:pPr>
-        <w:spacing w:after="0" w:before="0"/>
-      </w:pPr>
       <w:r>
-        <w:rPr>
-          <w:b w:val="0"/>
-          <w:sz w:val="22"/>
-        </w:rPr>
-        <w:t>(d) 01 Aug 2022,</w:t>
+        <w:t xml:space="preserve">Solution: COUNT counts numeric entries; SUM adds; AVERAGE finds the mean; MAX returns the largest.</w:t>
       </w:r>
     </w:p>
     <w:p>
-      <w:pPr>
-        <w:spacing w:after="0" w:before="40"/>
-      </w:pPr>
       <w:r>
-        <w:rPr>
-          <w:b/>
-          <w:sz w:val="22"/>
-        </w:rPr>
-        <w:t>Answer: b</w:t>
+        <w:t xml:space="preserve">Positive Marks: 1</w:t>
       </w:r>
     </w:p>
     <w:p>
-      <w:pPr>
-        <w:spacing w:after="0" w:before="0"/>
-      </w:pPr>
       <w:r>
-        <w:rPr>
-          <w:b w:val="0"/>
-          <w:sz w:val="21"/>
-        </w:rPr>
-        <w:t>Solution: Plastic was banned in India on 1 July 2022. The Government of India implemented a nationwide ban on certain single-use plastic items to address environmental concerns related to plastic waste and promote sustainable practices. The ban aimed to reduce plastic pollution and encourage the use of eco-friendly alternatives. By prohibiting the manufacture, sale, and use of specific plastic items, the government sought to create a cleaner and greener environment, while also raising awareness about the harmful effects of plastic on ecosystems and human health.</w:t>
+        <w:t xml:space="preserve">Negative Marks: 0.25</w:t>
       </w:r>
     </w:p>
     <w:p>
-      <w:pPr>
-        <w:spacing w:after="0" w:before="0"/>
-      </w:pPr>
       <w:r>
-        <w:rPr>
-          <w:b w:val="0"/>
-          <w:sz w:val="20"/>
-        </w:rPr>
-        <w:t>Positive Marks: 1</w:t>
+        <w:t xml:space="preserve"/>
       </w:r>
     </w:p>
     <w:p>
-      <w:pPr>
-        <w:spacing w:after="160" w:before="0"/>
-      </w:pPr>
       <w:r>
-        <w:rPr>
-          <w:b w:val="0"/>
-          <w:sz w:val="20"/>
-        </w:rPr>
-        <w:t>Negative Marks: 0.25</w:t>
+        <w:t xml:space="preserve">Question: The "Statue of Unity" — the world's tallest statue — is located in which state?</w:t>
       </w:r>
     </w:p>
     <w:p>
-      <w:pPr>
-        <w:spacing w:after="20" w:before="120"/>
-      </w:pPr>
       <w:r>
-        <w:rPr>
-          <w:b/>
-          <w:sz w:val="22"/>
-        </w:rPr>
-        <w:t>Question: The highest civilian award of India is:</w:t>
+        <w:t xml:space="preserve">(a) Gujarat</w:t>
       </w:r>
     </w:p>
     <w:p>
-      <w:pPr>
-        <w:spacing w:after="0" w:before="0"/>
-      </w:pPr>
       <w:r>
-        <w:rPr>
-          <w:b w:val="0"/>
-          <w:sz w:val="22"/>
-        </w:rPr>
-        <w:t>(a) Padma Vibhushan</w:t>
+        <w:t xml:space="preserve">(b) Maharashtra</w:t>
       </w:r>
     </w:p>
     <w:p>
-      <w:pPr>
-        <w:spacing w:after="0" w:before="0"/>
-      </w:pPr>
       <w:r>
-        <w:rPr>
-          <w:b w:val="0"/>
-          <w:sz w:val="22"/>
-        </w:rPr>
-        <w:t>(b) Param Vir Chakra</w:t>
+        <w:t xml:space="preserve">(c) Rajasthan</w:t>
       </w:r>
     </w:p>
     <w:p>
-      <w:pPr>
-        <w:spacing w:after="0" w:before="0"/>
-      </w:pPr>
       <w:r>
-        <w:rPr>
-          <w:b w:val="0"/>
-          <w:sz w:val="22"/>
-        </w:rPr>
-        <w:t>(c) Padma Bhushan</w:t>
+        <w:t xml:space="preserve">(d) Madhya Pradesh</w:t>
       </w:r>
     </w:p>
     <w:p>
-      <w:pPr>
-        <w:spacing w:after="0" w:before="0"/>
-      </w:pPr>
       <w:r>
-        <w:rPr>
-          <w:b w:val="0"/>
-          <w:sz w:val="22"/>
-        </w:rPr>
-        <w:t>(d) Bharat Ratna</w:t>
+        <w:t xml:space="preserve">Answer: a</w:t>
       </w:r>
     </w:p>
     <w:p>
-      <w:pPr>
-        <w:spacing w:after="0" w:before="40"/>
-      </w:pPr>
       <w:r>
-        <w:rPr>
-          <w:b/>
-          <w:sz w:val="22"/>
-        </w:rPr>
-        <w:t>Answer: d</w:t>
+        <w:t xml:space="preserve">Solution: The Statue of Unity (182 m), dedicated to Sardar Vallabhbhai Patel, is in Gujarat near the Sardar Sarovar Dam.</w:t>
       </w:r>
     </w:p>
     <w:p>
-      <w:pPr>
-        <w:spacing w:after="0" w:before="0"/>
-      </w:pPr>
       <w:r>
-        <w:rPr>
-          <w:b w:val="0"/>
-          <w:sz w:val="21"/>
-        </w:rPr>
-        <w:t>Solution: The Bharat Ratna is India's highest civilian award; the Param Vir Chakra is the highest gallantry award.</w:t>
+        <w:t xml:space="preserve">Positive Marks: 1</w:t>
       </w:r>
     </w:p>
     <w:p>
-      <w:pPr>
-        <w:spacing w:after="0" w:before="0"/>
-      </w:pPr>
       <w:r>
-        <w:rPr>
-          <w:b w:val="0"/>
-          <w:sz w:val="20"/>
-        </w:rPr>
-        <w:t>Positive Marks: 1</w:t>
+        <w:t xml:space="preserve">Negative Marks: 0.25</w:t>
       </w:r>
     </w:p>
     <w:p>
-      <w:pPr>
-        <w:spacing w:after="160" w:before="0"/>
-      </w:pPr>
       <w:r>
-        <w:rPr>
-          <w:b w:val="0"/>
-          <w:sz w:val="20"/>
-        </w:rPr>
-        <w:t>Negative Marks: 0.25</w:t>
+        <w:t xml:space="preserve"/>
       </w:r>
     </w:p>
     <w:p>
-      <w:pPr>
-        <w:spacing w:after="20" w:before="120"/>
-      </w:pPr>
       <w:r>
-        <w:rPr>
-          <w:b/>
-          <w:sz w:val="22"/>
-        </w:rPr>
-        <w:t>Question: A woman introduces a man as 'the son of the sister of my father'. How is the man related to the woman?</w:t>
+        <w:t xml:space="preserve">Question: Find the next number: 3, 5, 9, 17, 33, ?</w:t>
       </w:r>
     </w:p>
     <w:p>
-      <w:pPr>
-        <w:spacing w:after="0" w:before="0"/>
-      </w:pPr>
       <w:r>
-        <w:rPr>
-          <w:b w:val="0"/>
-          <w:sz w:val="22"/>
-        </w:rPr>
-        <w:t>(a) Uncle</w:t>
+        <w:t xml:space="preserve">(a) 63</w:t>
       </w:r>
     </w:p>
     <w:p>
-      <w:pPr>
-        <w:spacing w:after="0" w:before="0"/>
-      </w:pPr>
       <w:r>
-        <w:rPr>
-          <w:b w:val="0"/>
-          <w:sz w:val="22"/>
-        </w:rPr>
-        <w:t>(b) Cousin</w:t>
+        <w:t xml:space="preserve">(b) 65</w:t>
       </w:r>
     </w:p>
     <w:p>
-      <w:pPr>
-        <w:spacing w:after="0" w:before="0"/>
-      </w:pPr>
       <w:r>
-        <w:rPr>
-          <w:b w:val="0"/>
-          <w:sz w:val="22"/>
-        </w:rPr>
-        <w:t>(c) Brother</w:t>
+        <w:t xml:space="preserve">(c) 67</w:t>
       </w:r>
     </w:p>
     <w:p>
-      <w:pPr>
-        <w:spacing w:after="0" w:before="0"/>
-      </w:pPr>
       <w:r>
-        <w:rPr>
-          <w:b w:val="0"/>
-          <w:sz w:val="22"/>
-        </w:rPr>
-        <w:t>(d) Nephew</w:t>
+        <w:t xml:space="preserve">(d) 69</w:t>
       </w:r>
     </w:p>
     <w:p>
-      <w:pPr>
-        <w:spacing w:after="0" w:before="40"/>
-      </w:pPr>
       <w:r>
-        <w:rPr>
-          <w:b/>
-          <w:sz w:val="22"/>
-        </w:rPr>
-        <w:t>Answer: b</w:t>
+        <w:t xml:space="preserve">Answer: b</w:t>
       </w:r>
     </w:p>
     <w:p>
-      <w:pPr>
-        <w:spacing w:after="0" w:before="0"/>
-      </w:pPr>
       <w:r>
-        <w:rPr>
-          <w:b w:val="0"/>
-          <w:sz w:val="21"/>
-        </w:rPr>
-        <w:t>Solution: Her father's sister is her aunt; the aunt's son is her cousin.</w:t>
+        <w:t xml:space="preserve">Solution: Each term is double the previous minus 1: 33 × 2 − 1 = 65.</w:t>
       </w:r>
     </w:p>
     <w:p>
-      <w:pPr>
-        <w:spacing w:after="0" w:before="0"/>
-      </w:pPr>
       <w:r>
-        <w:rPr>
-          <w:b w:val="0"/>
-          <w:sz w:val="20"/>
-        </w:rPr>
-        <w:t>Positive Marks: 1</w:t>
+        <w:t xml:space="preserve">Positive Marks: 1</w:t>
       </w:r>
     </w:p>
     <w:p>
-      <w:pPr>
-        <w:spacing w:after="160" w:before="0"/>
-      </w:pPr>
       <w:r>
-        <w:rPr>
-          <w:b w:val="0"/>
-          <w:sz w:val="20"/>
-        </w:rPr>
-        <w:t>Negative Marks: 0.25</w:t>
+        <w:t xml:space="preserve">Negative Marks: 0.25</w:t>
       </w:r>
     </w:p>
     <w:p>
-      <w:pPr>
-        <w:spacing w:after="20" w:before="120"/>
-      </w:pPr>
       <w:r>
-        <w:rPr>
-          <w:b/>
-          <w:sz w:val="22"/>
-        </w:rPr>
-        <w:t>Question: Which of the following is a direct tax in India?</w:t>
+        <w:t xml:space="preserve">Question: The total surface area of a cube with edge 4 cm is:</w:t>
       </w:r>
     </w:p>
     <w:p>
-      <w:pPr>
-        <w:spacing w:after="0" w:before="0"/>
-      </w:pPr>
       <w:r>
-        <w:rPr>
-          <w:b w:val="0"/>
-          <w:sz w:val="22"/>
-        </w:rPr>
-        <w:t>(a) GST</w:t>
+        <w:t xml:space="preserve">(a) 64 sq cm</w:t>
       </w:r>
     </w:p>
     <w:p>
-      <w:pPr>
-        <w:spacing w:after="0" w:before="0"/>
-      </w:pPr>
       <w:r>
-        <w:rPr>
-          <w:b w:val="0"/>
-          <w:sz w:val="22"/>
-        </w:rPr>
-        <w:t>(b) Customs duty</w:t>
+        <w:t xml:space="preserve">(b) 96 sq cm</w:t>
       </w:r>
     </w:p>
     <w:p>
-      <w:pPr>
-        <w:spacing w:after="0" w:before="0"/>
-      </w:pPr>
       <w:r>
-        <w:rPr>
-          <w:b w:val="0"/>
-          <w:sz w:val="22"/>
-        </w:rPr>
-        <w:t>(c) Income tax</w:t>
+        <w:t xml:space="preserve">(c) 128 sq cm</w:t>
       </w:r>
     </w:p>
     <w:p>
-      <w:pPr>
-        <w:spacing w:after="0" w:before="0"/>
-      </w:pPr>
       <w:r>
-        <w:rPr>
-          <w:b w:val="0"/>
-          <w:sz w:val="22"/>
-        </w:rPr>
-        <w:t>(d) Excise duty</w:t>
+        <w:t xml:space="preserve">(d) 48 sq cm</w:t>
       </w:r>
     </w:p>
     <w:p>
-      <w:pPr>
-        <w:spacing w:after="0" w:before="40"/>
-      </w:pPr>
       <w:r>
-        <w:rPr>
-          <w:b/>
-          <w:sz w:val="22"/>
-        </w:rPr>
-        <w:t>Answer: c</w:t>
+        <w:t xml:space="preserve">Answer: b</w:t>
       </w:r>
     </w:p>
     <w:p>
-      <w:pPr>
-        <w:spacing w:after="0" w:before="0"/>
-      </w:pPr>
       <w:r>
-        <w:rPr>
-          <w:b w:val="0"/>
-          <w:sz w:val="21"/>
-        </w:rPr>
-        <w:t>Solution: Income tax is a direct tax levied on income; GST, customs and excise are indirect taxes.</w:t>
+        <w:t xml:space="preserve">Solution: Surface area = 6 × edge² = 6 × 16 = 96 sq cm.</w:t>
       </w:r>
     </w:p>
     <w:p>
-      <w:pPr>
-        <w:spacing w:after="0" w:before="0"/>
-      </w:pPr>
       <w:r>
-        <w:rPr>
-          <w:b w:val="0"/>
-          <w:sz w:val="20"/>
-        </w:rPr>
-        <w:t>Positive Marks: 1</w:t>
+        <w:t xml:space="preserve">Positive Marks: 1</w:t>
       </w:r>
     </w:p>
     <w:p>
-      <w:pPr>
-        <w:spacing w:after="160" w:before="0"/>
-      </w:pPr>
       <w:r>
-        <w:rPr>
-          <w:b w:val="0"/>
-          <w:sz w:val="20"/>
-        </w:rPr>
-        <w:t>Negative Marks: 0.25</w:t>
+        <w:t xml:space="preserve">Negative Marks: 0.25</w:t>
       </w:r>
     </w:p>
     <w:p>
-      <w:pPr>
-        <w:spacing w:after="20" w:before="120"/>
-      </w:pPr>
       <w:r>
-        <w:rPr>
-          <w:b/>
-          <w:sz w:val="22"/>
-        </w:rPr>
-        <w:t>Question: If 2 + 3 = 10, 4 + 5 = 36 and 6 + 7 = 84, what is 8 + 9?</w:t>
+        <w:t xml:space="preserve"/>
       </w:r>
     </w:p>
     <w:p>
-      <w:pPr>
-        <w:spacing w:after="0" w:before="0"/>
-      </w:pPr>
       <w:r>
-        <w:rPr>
-          <w:b w:val="0"/>
-          <w:sz w:val="22"/>
-        </w:rPr>
-        <w:t>(a) 152</w:t>
+        <w:t xml:space="preserve">Question: The full form of "AI" is:</w:t>
       </w:r>
     </w:p>
     <w:p>
-      <w:pPr>
-        <w:spacing w:after="0" w:before="0"/>
-      </w:pPr>
       <w:r>
-        <w:rPr>
-          <w:b w:val="0"/>
-          <w:sz w:val="22"/>
-        </w:rPr>
-        <w:t>(b) 144</w:t>
+        <w:t xml:space="preserve">(a) Artificial Intelligence</w:t>
       </w:r>
     </w:p>
     <w:p>
-      <w:pPr>
-        <w:spacing w:after="0" w:before="0"/>
-      </w:pPr>
       <w:r>
-        <w:rPr>
-          <w:b w:val="0"/>
-          <w:sz w:val="22"/>
-        </w:rPr>
-        <w:t>(c) 136</w:t>
+        <w:t xml:space="preserve">(b) Automatic Interface</w:t>
       </w:r>
     </w:p>
     <w:p>
-      <w:pPr>
-        <w:spacing w:after="0" w:before="0"/>
-      </w:pPr>
       <w:r>
-        <w:rPr>
-          <w:b w:val="0"/>
-          <w:sz w:val="22"/>
-        </w:rPr>
-        <w:t>(d) 128</w:t>
+        <w:t xml:space="preserve">(c) Advanced Internet</w:t>
       </w:r>
     </w:p>
     <w:p>
-      <w:pPr>
-        <w:spacing w:after="0" w:before="40"/>
-      </w:pPr>
       <w:r>
-        <w:rPr>
-          <w:b/>
-          <w:sz w:val="22"/>
-        </w:rPr>
-        <w:t>Answer: c</w:t>
+        <w:t xml:space="preserve">(d) Application Input</w:t>
       </w:r>
     </w:p>
     <w:p>
-      <w:pPr>
-        <w:spacing w:after="0" w:before="0"/>
-      </w:pPr>
       <w:r>
-        <w:rPr>
-          <w:b w:val="0"/>
-          <w:sz w:val="21"/>
-        </w:rPr>
-        <w:t>Solution: The rule is a × (a + b): 2×5=10, 4×9=36, 6×14=84, so 8×17 = 136.</w:t>
+        <w:t xml:space="preserve">Answer: a</w:t>
       </w:r>
     </w:p>
     <w:p>
-      <w:pPr>
-        <w:spacing w:after="0" w:before="0"/>
-      </w:pPr>
       <w:r>
-        <w:rPr>
-          <w:b w:val="0"/>
-          <w:sz w:val="20"/>
-        </w:rPr>
-        <w:t>Positive Marks: 1</w:t>
+        <w:t xml:space="preserve">Solution: AI stands for Artificial Intelligence — machines simulating human intelligence (learning, reasoning, problem-solving).</w:t>
       </w:r>
     </w:p>
     <w:p>
-      <w:pPr>
-        <w:spacing w:after="160" w:before="0"/>
-      </w:pPr>
       <w:r>
-        <w:rPr>
-          <w:b w:val="0"/>
-          <w:sz w:val="20"/>
-        </w:rPr>
-        <w:t>Negative Marks: 0.25</w:t>
+        <w:t xml:space="preserve">Positive Marks: 1</w:t>
       </w:r>
     </w:p>
     <w:p>
-      <w:pPr>
-        <w:spacing w:after="20" w:before="120"/>
-      </w:pPr>
       <w:r>
-        <w:rPr>
-          <w:b/>
-          <w:sz w:val="22"/>
-        </w:rPr>
-        <w:t>Question: Which gas is most abundant in the Earth's atmosphere?</w:t>
+        <w:t xml:space="preserve">Negative Marks: 0.25</w:t>
       </w:r>
     </w:p>
     <w:p>
-      <w:pPr>
-        <w:spacing w:after="0" w:before="0"/>
-      </w:pPr>
       <w:r>
-        <w:rPr>
-          <w:b w:val="0"/>
-          <w:sz w:val="22"/>
-        </w:rPr>
-        <w:t>(a) Argon</w:t>
+        <w:t xml:space="preserve"/>
       </w:r>
     </w:p>
     <w:p>
-      <w:pPr>
-        <w:spacing w:after="0" w:before="0"/>
-      </w:pPr>
       <w:r>
-        <w:rPr>
-          <w:b w:val="0"/>
-          <w:sz w:val="22"/>
-        </w:rPr>
-        <w:t>(b) Nitrogen</w:t>
+        <w:t xml:space="preserve">Question: The "Kanchenjunga" peak is located on the border of India and which country?</w:t>
       </w:r>
     </w:p>
     <w:p>
-      <w:pPr>
-        <w:spacing w:after="0" w:before="0"/>
-      </w:pPr>
       <w:r>
-        <w:rPr>
-          <w:b w:val="0"/>
-          <w:sz w:val="22"/>
-        </w:rPr>
-        <w:t>(c) Carbon dioxide</w:t>
+        <w:t xml:space="preserve">(a) Nepal</w:t>
       </w:r>
     </w:p>
     <w:p>
-      <w:pPr>
-        <w:spacing w:after="0" w:before="0"/>
-      </w:pPr>
       <w:r>
-        <w:rPr>
-          <w:b w:val="0"/>
-          <w:sz w:val="22"/>
-        </w:rPr>
-        <w:t>(d) Oxygen</w:t>
+        <w:t xml:space="preserve">(b) China only</w:t>
       </w:r>
     </w:p>
     <w:p>
-      <w:pPr>
-        <w:spacing w:after="0" w:before="40"/>
-      </w:pPr>
       <w:r>
-        <w:rPr>
-          <w:b/>
-          <w:sz w:val="22"/>
-        </w:rPr>
-        <w:t>Answer: b</w:t>
+        <w:t xml:space="preserve">(c) Bhutan</w:t>
       </w:r>
     </w:p>
     <w:p>
-      <w:pPr>
-        <w:spacing w:after="0" w:before="0"/>
-      </w:pPr>
       <w:r>
-        <w:rPr>
-          <w:b w:val="0"/>
-          <w:sz w:val="21"/>
-        </w:rPr>
-        <w:t>Solution: Nitrogen constitutes about 78% of the atmosphere; oxygen about 21%.</w:t>
+        <w:t xml:space="preserve">(d) Myanmar</w:t>
       </w:r>
     </w:p>
     <w:p>
-      <w:pPr>
-        <w:spacing w:after="0" w:before="0"/>
-      </w:pPr>
       <w:r>
-        <w:rPr>
-          <w:b w:val="0"/>
-          <w:sz w:val="20"/>
-        </w:rPr>
-        <w:t>Positive Marks: 1</w:t>
+        <w:t xml:space="preserve">Answer: a</w:t>
       </w:r>
     </w:p>
     <w:p>
-      <w:pPr>
-        <w:spacing w:after="160" w:before="0"/>
-      </w:pPr>
       <w:r>
-        <w:rPr>
-          <w:b w:val="0"/>
-          <w:sz w:val="20"/>
-        </w:rPr>
-        <w:t>Negative Marks: 0.25</w:t>
+        <w:t xml:space="preserve">Solution: Kangchenjunga (8,586 m) lies on the India–Nepal border (Sikkim/Nepal) — the third-highest mountain in the world and the highest in India.</w:t>
       </w:r>
     </w:p>
     <w:p>
-      <w:pPr>
-        <w:spacing w:after="20" w:before="120"/>
-      </w:pPr>
       <w:r>
-        <w:rPr>
-          <w:b/>
-          <w:sz w:val="22"/>
-        </w:rPr>
-        <w:t>Question: The currency of Japan is:</w:t>
+        <w:t xml:space="preserve">Positive Marks: 1</w:t>
       </w:r>
     </w:p>
     <w:p>
-      <w:pPr>
-        <w:spacing w:after="0" w:before="0"/>
-      </w:pPr>
       <w:r>
-        <w:rPr>
-          <w:b w:val="0"/>
-          <w:sz w:val="22"/>
-        </w:rPr>
-        <w:t>(a) Yen</w:t>
+        <w:t xml:space="preserve">Negative Marks: 0.25</w:t>
       </w:r>
     </w:p>
     <w:p>
-      <w:pPr>
-        <w:spacing w:after="0" w:before="0"/>
-      </w:pPr>
       <w:r>
-        <w:rPr>
-          <w:b w:val="0"/>
-          <w:sz w:val="22"/>
-        </w:rPr>
-        <w:t>(b) Ringgit</w:t>
+        <w:t xml:space="preserve"/>
       </w:r>
     </w:p>
     <w:p>
-      <w:pPr>
-        <w:spacing w:after="0" w:before="0"/>
-      </w:pPr>
       <w:r>
-        <w:rPr>
-          <w:b w:val="0"/>
-          <w:sz w:val="22"/>
-        </w:rPr>
-        <w:t>(c) Yuan</w:t>
+        <w:t xml:space="preserve">Question: A sum of ₹800 at 12.5% simple interest for 2 years earns interest of:</w:t>
       </w:r>
     </w:p>
     <w:p>
-      <w:pPr>
-        <w:spacing w:after="0" w:before="0"/>
-      </w:pPr>
       <w:r>
-        <w:rPr>
-          <w:b w:val="0"/>
-          <w:sz w:val="22"/>
-        </w:rPr>
-        <w:t>(d) Won</w:t>
+        <w:t xml:space="preserve">(a) ₹150</w:t>
       </w:r>
     </w:p>
     <w:p>
-      <w:pPr>
-        <w:spacing w:after="0" w:before="40"/>
-      </w:pPr>
       <w:r>
-        <w:rPr>
-          <w:b/>
-          <w:sz w:val="22"/>
-        </w:rPr>
-        <w:t>Answer: a</w:t>
+        <w:t xml:space="preserve">(b) ₹180</w:t>
       </w:r>
     </w:p>
     <w:p>
-      <w:pPr>
-        <w:spacing w:after="0" w:before="0"/>
-      </w:pPr>
       <w:r>
-        <w:rPr>
-          <w:b w:val="0"/>
-          <w:sz w:val="21"/>
-        </w:rPr>
-        <w:t>Solution: The Japanese yen is the currency of Japan; the yuan is Chinese and the won is Korean.</w:t>
+        <w:t xml:space="preserve">(c) ₹200</w:t>
       </w:r>
     </w:p>
     <w:p>
-      <w:pPr>
-        <w:spacing w:after="0" w:before="0"/>
-      </w:pPr>
       <w:r>
-        <w:rPr>
-          <w:b w:val="0"/>
-          <w:sz w:val="20"/>
-        </w:rPr>
-        <w:t>Positive Marks: 1</w:t>
+        <w:t xml:space="preserve">(d) ₹250</w:t>
       </w:r>
     </w:p>
     <w:p>
-      <w:pPr>
-        <w:spacing w:after="160" w:before="0"/>
-      </w:pPr>
       <w:r>
-        <w:rPr>
-          <w:b w:val="0"/>
-          <w:sz w:val="20"/>
-        </w:rPr>
-        <w:t>Negative Marks: 0.25</w:t>
+        <w:t xml:space="preserve">Answer: c</w:t>
       </w:r>
     </w:p>
     <w:p>
-      <w:pPr>
-        <w:spacing w:after="20" w:before="120"/>
-      </w:pPr>
       <w:r>
-        <w:rPr>
-          <w:b/>
-          <w:sz w:val="22"/>
-        </w:rPr>
-        <w:t>Question: Rahul is the son of Raju, and Raju's wife is Radha. How is Radha related to Rahul?</w:t>
+        <w:t xml:space="preserve">Solution: SI = (800 × 12.5 × 2) ÷ 100 = ₹200.</w:t>
       </w:r>
     </w:p>
     <w:p>
-      <w:pPr>
-        <w:spacing w:after="0" w:before="0"/>
-      </w:pPr>
       <w:r>
-        <w:rPr>
-          <w:b w:val="0"/>
-          <w:sz w:val="22"/>
-        </w:rPr>
-        <w:t>(a) Mother</w:t>
+        <w:t xml:space="preserve">Positive Marks: 1</w:t>
       </w:r>
     </w:p>
     <w:p>
-      <w:pPr>
-        <w:spacing w:after="0" w:before="0"/>
-      </w:pPr>
       <w:r>
-        <w:rPr>
-          <w:b w:val="0"/>
-          <w:sz w:val="22"/>
-        </w:rPr>
-        <w:t>(b) Aunt</w:t>
+        <w:t xml:space="preserve">Negative Marks: 0.25</w:t>
       </w:r>
     </w:p>
     <w:p>
-      <w:pPr>
-        <w:spacing w:after="0" w:before="0"/>
-      </w:pPr>
       <w:r>
-        <w:rPr>
-          <w:b w:val="0"/>
-          <w:sz w:val="22"/>
-        </w:rPr>
-        <w:t>(c) Grandmother</w:t>
+        <w:t xml:space="preserve"/>
       </w:r>
     </w:p>
     <w:p>
-      <w:pPr>
-        <w:spacing w:after="0" w:before="0"/>
-      </w:pPr>
       <w:r>
-        <w:rPr>
-          <w:b w:val="0"/>
-          <w:sz w:val="22"/>
-        </w:rPr>
-        <w:t>(d) Sister</w:t>
+        <w:t xml:space="preserve">Question: Which of the following is used to input text into a computer?</w:t>
       </w:r>
     </w:p>
     <w:p>
-      <w:pPr>
-        <w:spacing w:after="0" w:before="40"/>
-      </w:pPr>
       <w:r>
-        <w:rPr>
-          <w:b/>
-          <w:sz w:val="22"/>
-        </w:rPr>
-        <w:t>Answer: a</w:t>
+        <w:t xml:space="preserve">(a) Keyboard</w:t>
       </w:r>
     </w:p>
     <w:p>
-      <w:pPr>
-        <w:spacing w:after="0" w:before="0"/>
-      </w:pPr>
       <w:r>
-        <w:rPr>
-          <w:b w:val="0"/>
-          <w:sz w:val="21"/>
-        </w:rPr>
-        <w:t>Solution: Raju's wife is Rahul's mother.</w:t>
+        <w:t xml:space="preserve">(b) Monitor</w:t>
       </w:r>
     </w:p>
     <w:p>
-      <w:pPr>
-        <w:spacing w:after="0" w:before="0"/>
-      </w:pPr>
       <w:r>
-        <w:rPr>
-          <w:b w:val="0"/>
-          <w:sz w:val="20"/>
-        </w:rPr>
-        <w:t>Positive Marks: 1</w:t>
+        <w:t xml:space="preserve">(c) Printer</w:t>
       </w:r>
     </w:p>
     <w:p>
-      <w:pPr>
-        <w:spacing w:after="160" w:before="0"/>
-      </w:pPr>
       <w:r>
-        <w:rPr>
-          <w:b w:val="0"/>
-          <w:sz w:val="20"/>
-        </w:rPr>
-        <w:t>Negative Marks: 0.25</w:t>
+        <w:t xml:space="preserve">(d) Speaker</w:t>
       </w:r>
     </w:p>
     <w:p>
-      <w:pPr>
-        <w:spacing w:after="20" w:before="120"/>
-      </w:pPr>
       <w:r>
-        <w:rPr>
-          <w:b/>
-          <w:sz w:val="22"/>
-        </w:rPr>
-        <w:t>Question: If 6 workers can complete a job in 12 days, how many days will 9 workers take for the same job?</w:t>
+        <w:t xml:space="preserve">Answer: a</w:t>
       </w:r>
     </w:p>
     <w:p>
-      <w:pPr>
-        <w:spacing w:after="0" w:before="0"/>
-      </w:pPr>
       <w:r>
-        <w:rPr>
-          <w:b w:val="0"/>
-          <w:sz w:val="22"/>
-        </w:rPr>
-        <w:t>(a) 6 days</w:t>
+        <w:t xml:space="preserve">Solution: The keyboard inputs text. Monitor, printer, and speaker are output devices.</w:t>
       </w:r>
     </w:p>
     <w:p>
-      <w:pPr>
-        <w:spacing w:after="0" w:before="0"/>
-      </w:pPr>
       <w:r>
-        <w:rPr>
-          <w:b w:val="0"/>
-          <w:sz w:val="22"/>
-        </w:rPr>
-        <w:t>(b) 10 days</w:t>
+        <w:t xml:space="preserve">Positive Marks: 1</w:t>
       </w:r>
     </w:p>
     <w:p>
-      <w:pPr>
-        <w:spacing w:after="0" w:before="0"/>
-      </w:pPr>
       <w:r>
-        <w:rPr>
-          <w:b w:val="0"/>
-          <w:sz w:val="22"/>
-        </w:rPr>
-        <w:t>(c) 9 days</w:t>
+        <w:t xml:space="preserve">Negative Marks: 0.25</w:t>
       </w:r>
     </w:p>
     <w:p>
-      <w:pPr>
-        <w:spacing w:after="0" w:before="0"/>
-      </w:pPr>
       <w:r>
-        <w:rPr>
-          <w:b w:val="0"/>
-          <w:sz w:val="22"/>
-        </w:rPr>
-        <w:t>(d) 8 days</w:t>
+        <w:t xml:space="preserve"/>
       </w:r>
     </w:p>
     <w:p>
-      <w:pPr>
-        <w:spacing w:after="0" w:before="40"/>
-      </w:pPr>
       <w:r>
-        <w:rPr>
-          <w:b/>
-          <w:sz w:val="22"/>
-        </w:rPr>
-        <w:t>Answer: d</w:t>
+        <w:t xml:space="preserve">Question: The "Dakshin Gangotri" is India's research station in:</w:t>
       </w:r>
     </w:p>
     <w:p>
-      <w:pPr>
-        <w:spacing w:after="0" w:before="0"/>
-      </w:pPr>
       <w:r>
-        <w:rPr>
-          <w:b w:val="0"/>
-          <w:sz w:val="21"/>
-        </w:rPr>
-        <w:t>Solution: Workers × days is constant: 6 × 12 = 9 × d → d = 8 days.</w:t>
+        <w:t xml:space="preserve">(a) Antarctica</w:t>
       </w:r>
     </w:p>
     <w:p>
-      <w:pPr>
-        <w:spacing w:after="0" w:before="0"/>
-      </w:pPr>
       <w:r>
-        <w:rPr>
-          <w:b w:val="0"/>
-          <w:sz w:val="20"/>
-        </w:rPr>
-        <w:t>Positive Marks: 1</w:t>
+        <w:t xml:space="preserve">(b) Arctic</w:t>
       </w:r>
     </w:p>
     <w:p>
-      <w:pPr>
-        <w:spacing w:after="160" w:before="0"/>
-      </w:pPr>
       <w:r>
-        <w:rPr>
-          <w:b w:val="0"/>
-          <w:sz w:val="20"/>
-        </w:rPr>
-        <w:t>Negative Marks: 0.25</w:t>
+        <w:t xml:space="preserve">(c) Himalayas</w:t>
       </w:r>
     </w:p>
     <w:p>
-      <w:pPr>
-        <w:spacing w:after="20" w:before="120"/>
-      </w:pPr>
       <w:r>
-        <w:rPr>
-          <w:b/>
-          <w:sz w:val="22"/>
-        </w:rPr>
-        <w:t>Question: Find the next term in the series: Z, X, V, T, R, ?</w:t>
+        <w:t xml:space="preserve">(d) Ocean floor</w:t>
       </w:r>
     </w:p>
     <w:p>
-      <w:pPr>
-        <w:spacing w:after="0" w:before="0"/>
-      </w:pPr>
       <w:r>
-        <w:rPr>
-          <w:b w:val="0"/>
-          <w:sz w:val="22"/>
-        </w:rPr>
-        <w:t>(a) S</w:t>
+        <w:t xml:space="preserve">Answer: a</w:t>
       </w:r>
     </w:p>
     <w:p>
-      <w:pPr>
-        <w:spacing w:after="0" w:before="0"/>
-      </w:pPr>
       <w:r>
-        <w:rPr>
-          <w:b w:val="0"/>
-          <w:sz w:val="22"/>
-        </w:rPr>
-        <w:t>(b) P</w:t>
+        <w:t xml:space="preserve">Solution: Dakshin Gangotri was India's first Antarctic research station (1983); Maitri and Bharati are the current Antarctic stations.</w:t>
       </w:r>
     </w:p>
     <w:p>
-      <w:pPr>
-        <w:spacing w:after="0" w:before="0"/>
-      </w:pPr>
       <w:r>
-        <w:rPr>
-          <w:b w:val="0"/>
-          <w:sz w:val="22"/>
-        </w:rPr>
-        <w:t>(c) O</w:t>
+        <w:t xml:space="preserve">Positive Marks: 1</w:t>
       </w:r>
     </w:p>
     <w:p>
-      <w:pPr>
-        <w:spacing w:after="0" w:before="0"/>
-      </w:pPr>
       <w:r>
-        <w:rPr>
-          <w:b w:val="0"/>
-          <w:sz w:val="22"/>
-        </w:rPr>
-        <w:t>(d) Q</w:t>
+        <w:t xml:space="preserve">Negative Marks: 0.25</w:t>
       </w:r>
     </w:p>
     <w:p>
-      <w:pPr>
-        <w:spacing w:after="0" w:before="40"/>
-      </w:pPr>
       <w:r>
-        <w:rPr>
-          <w:b/>
-          <w:sz w:val="22"/>
-        </w:rPr>
-        <w:t>Answer: b</w:t>
+        <w:t xml:space="preserve"/>
       </w:r>
     </w:p>
     <w:p>
-      <w:pPr>
-        <w:spacing w:after="0" w:before="0"/>
-      </w:pPr>
       <w:r>
-        <w:rPr>
-          <w:b w:val="0"/>
-          <w:sz w:val="21"/>
-        </w:rPr>
-        <w:t>Solution: Letters recede by −2 each time: R − 2 = P.</w:t>
+        <w:t xml:space="preserve">Question: If 30% of a number is 45, the number is:</w:t>
       </w:r>
     </w:p>
     <w:p>
-      <w:pPr>
-        <w:spacing w:after="0" w:before="0"/>
-      </w:pPr>
       <w:r>
-        <w:rPr>
-          <w:b w:val="0"/>
-          <w:sz w:val="20"/>
-        </w:rPr>
-        <w:t>Positive Marks: 1</w:t>
+        <w:t xml:space="preserve">(a) 100</w:t>
       </w:r>
     </w:p>
     <w:p>
-      <w:pPr>
-        <w:spacing w:after="160" w:before="0"/>
-      </w:pPr>
       <w:r>
-        <w:rPr>
-          <w:b w:val="0"/>
-          <w:sz w:val="20"/>
-        </w:rPr>
-        <w:t>Negative Marks: 0.25</w:t>
+        <w:t xml:space="preserve">(b) 120</w:t>
       </w:r>
     </w:p>
     <w:p>
-      <w:pPr>
-        <w:spacing w:after="20" w:before="120"/>
-      </w:pPr>
       <w:r>
-        <w:rPr>
-          <w:b/>
-          <w:sz w:val="22"/>
-        </w:rPr>
-        <w:t>Question: A shopkeeper buys 10 pens for ₹50 and sells each pen for ₹6. What is the profit percentage?</w:t>
+        <w:t xml:space="preserve">(c) 150</w:t>
       </w:r>
     </w:p>
     <w:p>
-      <w:pPr>
-        <w:spacing w:after="0" w:before="0"/>
-      </w:pPr>
       <w:r>
-        <w:rPr>
-          <w:b w:val="0"/>
-          <w:sz w:val="22"/>
-        </w:rPr>
-        <w:t>(a) 20%</w:t>
+        <w:t xml:space="preserve">(d) 180</w:t>
       </w:r>
     </w:p>
     <w:p>
-      <w:pPr>
-        <w:spacing w:after="0" w:before="0"/>
-      </w:pPr>
       <w:r>
-        <w:rPr>
-          <w:b w:val="0"/>
-          <w:sz w:val="22"/>
-        </w:rPr>
-        <w:t>(b) 25%</w:t>
+        <w:t xml:space="preserve">Answer: c</w:t>
       </w:r>
     </w:p>
     <w:p>
-      <w:pPr>
-        <w:spacing w:after="0" w:before="0"/>
-      </w:pPr>
       <w:r>
-        <w:rPr>
-          <w:b w:val="0"/>
-          <w:sz w:val="22"/>
-        </w:rPr>
-        <w:t>(c) 15%</w:t>
+        <w:t xml:space="preserve">Solution: 0.3x = 45 → x = 45 ÷ 0.3 = 150.</w:t>
       </w:r>
     </w:p>
     <w:p>
-      <w:pPr>
-        <w:spacing w:after="0" w:before="0"/>
-      </w:pPr>
       <w:r>
-        <w:rPr>
-          <w:b w:val="0"/>
-          <w:sz w:val="22"/>
-        </w:rPr>
-        <w:t>(d) 10%</w:t>
+        <w:t xml:space="preserve">Positive Marks: 1</w:t>
       </w:r>
     </w:p>
     <w:p>
-      <w:pPr>
-        <w:spacing w:after="0" w:before="40"/>
-      </w:pPr>
       <w:r>
-        <w:rPr>
-          <w:b/>
-          <w:sz w:val="22"/>
-        </w:rPr>
-        <w:t>Answer: a</w:t>
+        <w:t xml:space="preserve">Negative Marks: 0.25</w:t>
       </w:r>
     </w:p>
     <w:p>
-      <w:pPr>
-        <w:spacing w:after="0" w:before="0"/>
-      </w:pPr>
       <w:r>
-        <w:rPr>
-          <w:b w:val="0"/>
-          <w:sz w:val="21"/>
-        </w:rPr>
-        <w:t>Solution: Cost per pen ₹5, selling price ₹6, profit ₹1 per pen = 1/5 × 100 = 20%.</w:t>
+        <w:t xml:space="preserve"/>
       </w:r>
     </w:p>
     <w:p>
-      <w:pPr>
-        <w:spacing w:after="0" w:before="0"/>
-      </w:pPr>
       <w:r>
-        <w:rPr>
-          <w:b w:val="0"/>
-          <w:sz w:val="20"/>
-        </w:rPr>
-        <w:t>Positive Marks: 1</w:t>
+        <w:t xml:space="preserve">Question: The "Start Menu" in Windows provides access to:</w:t>
       </w:r>
     </w:p>
     <w:p>
-      <w:pPr>
-        <w:spacing w:after="160" w:before="0"/>
-      </w:pPr>
       <w:r>
-        <w:rPr>
-          <w:b w:val="0"/>
-          <w:sz w:val="20"/>
-        </w:rPr>
-        <w:t>Negative Marks: 0.25</w:t>
+        <w:t xml:space="preserve">(a) Programs, settings, and power options</w:t>
       </w:r>
     </w:p>
     <w:p>
-      <w:pPr>
-        <w:spacing w:after="20" w:before="120"/>
-      </w:pPr>
       <w:r>
-        <w:rPr>
-          <w:b/>
-          <w:sz w:val="22"/>
-        </w:rPr>
-        <w:t>Question: The Dandi March (Salt Satyagraha) was launched by Mahatma Gandhi in which year?</w:t>
+        <w:t xml:space="preserve">(b) Only games</w:t>
       </w:r>
     </w:p>
     <w:p>
-      <w:pPr>
-        <w:spacing w:after="0" w:before="0"/>
-      </w:pPr>
       <w:r>
-        <w:rPr>
-          <w:b w:val="0"/>
-          <w:sz w:val="22"/>
-        </w:rPr>
-        <w:t>(a) 1928</w:t>
+        <w:t xml:space="preserve">(c) Only printers</w:t>
       </w:r>
     </w:p>
     <w:p>
-      <w:pPr>
-        <w:spacing w:after="0" w:before="0"/>
-      </w:pPr>
       <w:r>
-        <w:rPr>
-          <w:b w:val="0"/>
-          <w:sz w:val="22"/>
-        </w:rPr>
-        <w:t>(b) 1932</w:t>
+        <w:t xml:space="preserve">(d) Only the internet</w:t>
       </w:r>
     </w:p>
     <w:p>
-      <w:pPr>
-        <w:spacing w:after="0" w:before="0"/>
-      </w:pPr>
       <w:r>
-        <w:rPr>
-          <w:b w:val="0"/>
-          <w:sz w:val="22"/>
-        </w:rPr>
-        <w:t>(c) 1930</w:t>
+        <w:t xml:space="preserve">Answer: a</w:t>
       </w:r>
     </w:p>
     <w:p>
-      <w:pPr>
-        <w:spacing w:after="0" w:before="0"/>
-      </w:pPr>
       <w:r>
-        <w:rPr>
-          <w:b w:val="0"/>
-          <w:sz w:val="22"/>
-        </w:rPr>
-        <w:t>(d) 1942</w:t>
+        <w:t xml:space="preserve">Solution: The Start Menu gives access to installed programs, settings, files, and power options (shut down, restart).</w:t>
       </w:r>
     </w:p>
     <w:p>
-      <w:pPr>
-        <w:spacing w:after="0" w:before="40"/>
-      </w:pPr>
       <w:r>
-        <w:rPr>
-          <w:b/>
-          <w:sz w:val="22"/>
-        </w:rPr>
-        <w:t>Answer: c</w:t>
+        <w:t xml:space="preserve">Positive Marks: 1</w:t>
       </w:r>
     </w:p>
     <w:p>
-      <w:pPr>
-        <w:spacing w:after="0" w:before="0"/>
-      </w:pPr>
       <w:r>
-        <w:rPr>
-          <w:b w:val="0"/>
-          <w:sz w:val="21"/>
-        </w:rPr>
-        <w:t>Solution: The Dandi March began on 12 March 1930 as part of the Civil Disobedience Movement against the salt tax.</w:t>
+        <w:t xml:space="preserve">Negative Marks: 0.25</w:t>
       </w:r>
     </w:p>
     <w:p>
-      <w:pPr>
-        <w:spacing w:after="0" w:before="0"/>
-      </w:pPr>
       <w:r>
-        <w:rPr>
-          <w:b w:val="0"/>
-          <w:sz w:val="20"/>
-        </w:rPr>
-        <w:t>Positive Marks: 1</w:t>
+        <w:t xml:space="preserve"/>
       </w:r>
     </w:p>
     <w:p>
-      <w:pPr>
-        <w:spacing w:after="160" w:before="0"/>
-      </w:pPr>
       <w:r>
-        <w:rPr>
-          <w:b w:val="0"/>
-          <w:sz w:val="20"/>
-        </w:rPr>
-        <w:t>Negative Marks: 0.25</w:t>
+        <w:t xml:space="preserve">Question: The "Bhagirathi" and "Alaknanda" rivers meet at which place to form the Ganga?</w:t>
+      </w:r>
+    </w:p>
+    <w:p>
+      <w:r>
+        <w:t xml:space="preserve">(a) Devprayag</w:t>
+      </w:r>
+    </w:p>
+    <w:p>
+      <w:r>
+        <w:t xml:space="preserve">(b) Rudraprayag</w:t>
+      </w:r>
+    </w:p>
+    <w:p>
+      <w:r>
+        <w:t xml:space="preserve">(c) Karanprayag</w:t>
+      </w:r>
+    </w:p>
+    <w:p>
+      <w:r>
+        <w:t xml:space="preserve">(d) Nandaprayag</w:t>
+      </w:r>
+    </w:p>
+    <w:p>
+      <w:r>
+        <w:t xml:space="preserve">Answer: a</w:t>
+      </w:r>
+    </w:p>
+    <w:p>
+      <w:r>
+        <w:t xml:space="preserve">Solution: The Bhagirathi and Alaknanda converge at Devprayag to form the Ganga — one of the Panch Prayag (five confluences) in Uttarakhand.</w:t>
+      </w:r>
+    </w:p>
+    <w:p>
+      <w:r>
+        <w:t xml:space="preserve">Positive Marks: 1</w:t>
+      </w:r>
+    </w:p>
+    <w:p>
+      <w:r>
+        <w:t xml:space="preserve">Negative Marks: 0.25</w:t>
+      </w:r>
+    </w:p>
+    <w:p>
+      <w:r>
+        <w:t xml:space="preserve"/>
+      </w:r>
+    </w:p>
+    <w:p>
+      <w:r>
+        <w:t xml:space="preserve">Question: If 5x/6 = 15, then x equals:</w:t>
+      </w:r>
+    </w:p>
+    <w:p>
+      <w:r>
+        <w:t xml:space="preserve">(a) 12</w:t>
+      </w:r>
+    </w:p>
+    <w:p>
+      <w:r>
+        <w:t xml:space="preserve">(b) 15</w:t>
+      </w:r>
+    </w:p>
+    <w:p>
+      <w:r>
+        <w:t xml:space="preserve">(c) 18</w:t>
+      </w:r>
+    </w:p>
+    <w:p>
+      <w:r>
+        <w:t xml:space="preserve">(d) 20</w:t>
+      </w:r>
+    </w:p>
+    <w:p>
+      <w:r>
+        <w:t xml:space="preserve">Answer: c</w:t>
+      </w:r>
+    </w:p>
+    <w:p>
+      <w:r>
+        <w:t xml:space="preserve">Solution: 5x/6 = 15 → 5x = 90 → x = 18.</w:t>
+      </w:r>
+    </w:p>
+    <w:p>
+      <w:r>
+        <w:t xml:space="preserve">Positive Marks: 1</w:t>
+      </w:r>
+    </w:p>
+    <w:p>
+      <w:r>
+        <w:t xml:space="preserve">Negative Marks: 0.25</w:t>
       </w:r>
     </w:p>
     <w:sectPr>
       <w:pgSz w:w="12240" w:h="15840"/>
-      <w:pgMar w:top="864" w:right="1008" w:bottom="864" w:left="1008" w:header="720" w:footer="720" w:gutter="0"/>
+      <w:pgMar w:top="1440" w:right="1800" w:bottom="1440" w:left="1800" w:header="720" w:footer="720" w:gutter="0"/>
       <w:cols w:space="720"/>
       <w:docGrid w:linePitch="360"/>
     </w:sectPr>
@@ -2535,10 +1365,6 @@
     <w:name w:val="Normal"/>
     <w:qFormat/>
     <w:rsid w:val="00FC693F"/>
-    <w:rPr>
-      <w:rFonts w:ascii="Calibri" w:hAnsi="Calibri"/>
-      <w:sz w:val="22"/>
-    </w:rPr>
   </w:style>
   <w:style w:type="paragraph" w:styleId="Header">
     <w:name w:val="header"/>
